--- a/por/docx/51.content.docx
+++ b/por/docx/51.content.docx
@@ -19,7 +19,7 @@
         <w:rPr>
           <w:lang w:val="pt_PT" w:bidi="pt_PT"/>
         </w:rPr>
-        <w:t>Resource: Notas de Estudo - Introduções aos Livros (Tyndale)</w:t>
+        <w:t>Resource: Tyndale Open Study Notes</w:t>
       </w:r>
       <w:r>
         <w:rPr>
@@ -112,7 +112,7 @@
         <w:rPr>
           <w:lang w:val="pt_PT" w:bidi="pt_PT"/>
         </w:rPr>
-        <w:t>Notas de Estudo - Introduções aos Livros (Tyndale)</w:t>
+        <w:t>Tyndale Open Study Notes</w:t>
       </w:r>
     </w:p>
     <w:p>

--- a/por/docx/51.content.docx
+++ b/por/docx/51.content.docx
@@ -19,7 +19,7 @@
         <w:rPr>
           <w:lang w:val="pt_PT" w:bidi="pt_PT"/>
         </w:rPr>
-        <w:t>Resource: Tyndale Open Study Notes</w:t>
+        <w:t>Resource: Aquifer Open Study Notes (Book Intros)</w:t>
       </w:r>
       <w:r>
         <w:rPr>
@@ -112,7 +112,7 @@
         <w:rPr>
           <w:lang w:val="pt_PT" w:bidi="pt_PT"/>
         </w:rPr>
-        <w:t>Tyndale Open Study Notes</w:t>
+        <w:t>Aquifer Open Study Notes (Book Intros)</w:t>
       </w:r>
     </w:p>
     <w:p>

--- a/por/docx/51.content.docx
+++ b/por/docx/51.content.docx
@@ -272,54 +272,36 @@
         </w:rPr>
         <w:t>Paulo menciona Epafras como aquele que primeiro trouxe as boas-novas aos Colossenses (</w:t>
       </w:r>
-      <w:hyperlink r:id="rId13">
-        <w:r>
-          <w:rPr>
-            <w:lang w:val="pt_PT" w:bidi="pt_PT"/>
-          </w:rPr>
-          <w:rPr>
-            <w:color w:val="0000EE"/>
-            <w:u w:val="single"/>
-          </w:rPr>
-          <w:t>1.7</w:t>
-        </w:r>
-      </w:hyperlink>
+      <w:r>
+        <w:rPr>
+          <w:lang w:val="pt_PT" w:bidi="pt_PT"/>
+        </w:rPr>
+        <w:t>1.7</w:t>
+      </w:r>
       <w:r>
         <w:rPr>
           <w:lang w:val="pt_PT" w:bidi="pt_PT"/>
         </w:rPr>
         <w:t>). Epafras provavelmente foi convertido durante o ministério de três anos de Paulo em Éfeso. Éfeso era o centro comercial e governamental de toda a província, que incluía Colossos. Lucas nos conta que durante o tempo de Paulo em Éfeso, “pessoas de toda a província da Ásia... ouviram a palavra do Senhor” (</w:t>
       </w:r>
-      <w:hyperlink r:id="rId14">
-        <w:r>
-          <w:rPr>
-            <w:lang w:val="pt_PT" w:bidi="pt_PT"/>
-          </w:rPr>
-          <w:rPr>
-            <w:color w:val="0000EE"/>
-            <w:u w:val="single"/>
-          </w:rPr>
-          <w:t>At 19.10</w:t>
-        </w:r>
-      </w:hyperlink>
+      <w:r>
+        <w:rPr>
+          <w:lang w:val="pt_PT" w:bidi="pt_PT"/>
+        </w:rPr>
+        <w:t>At 19.10</w:t>
+      </w:r>
       <w:r>
         <w:rPr>
           <w:lang w:val="pt_PT" w:bidi="pt_PT"/>
         </w:rPr>
         <w:t>). Embora Paulo não tivesse visitado Colossos (</w:t>
       </w:r>
-      <w:hyperlink r:id="rId15">
-        <w:r>
-          <w:rPr>
-            <w:lang w:val="pt_PT" w:bidi="pt_PT"/>
-          </w:rPr>
-          <w:rPr>
-            <w:color w:val="0000EE"/>
-            <w:u w:val="single"/>
-          </w:rPr>
-          <w:t>Cl 2.1</w:t>
-        </w:r>
-      </w:hyperlink>
+      <w:r>
+        <w:rPr>
+          <w:lang w:val="pt_PT" w:bidi="pt_PT"/>
+        </w:rPr>
+        <w:t>Cl 2.1</w:t>
+      </w:r>
       <w:r>
         <w:rPr>
           <w:lang w:val="pt_PT" w:bidi="pt_PT"/>
@@ -340,66 +322,42 @@
         </w:rPr>
         <w:t>Quando Colossenses foi escrito, Epafras estava visitando Paulo na prisão (</w:t>
       </w:r>
-      <w:hyperlink r:id="rId16">
-        <w:r>
-          <w:rPr>
-            <w:lang w:val="pt_PT" w:bidi="pt_PT"/>
-          </w:rPr>
-          <w:rPr>
-            <w:color w:val="0000EE"/>
-            <w:u w:val="single"/>
-          </w:rPr>
-          <w:t>4.12</w:t>
-        </w:r>
-      </w:hyperlink>
+      <w:r>
+        <w:rPr>
+          <w:lang w:val="pt_PT" w:bidi="pt_PT"/>
+        </w:rPr>
+        <w:t>4.12</w:t>
+      </w:r>
       <w:r>
         <w:rPr>
           <w:lang w:val="pt_PT" w:bidi="pt_PT"/>
         </w:rPr>
         <w:t>). Ele havia contado a Paulo sobre algumas das dificuldades que a jovem igreja estava enfrentando. Estava especialmente preocupado com alguns falsos mestres em Colossos que estavam enfatizando a importância dos “governantes e autoridades espirituais” (</w:t>
       </w:r>
-      <w:hyperlink r:id="rId17">
-        <w:r>
-          <w:rPr>
-            <w:lang w:val="pt_PT" w:bidi="pt_PT"/>
-          </w:rPr>
-          <w:rPr>
-            <w:color w:val="0000EE"/>
-            <w:u w:val="single"/>
-          </w:rPr>
-          <w:t>2.15</w:t>
-        </w:r>
-      </w:hyperlink>
+      <w:r>
+        <w:rPr>
+          <w:lang w:val="pt_PT" w:bidi="pt_PT"/>
+        </w:rPr>
+        <w:t>2.15</w:t>
+      </w:r>
       <w:r>
         <w:rPr>
           <w:lang w:val="pt_PT" w:bidi="pt_PT"/>
         </w:rPr>
         <w:t>) e dos “poderes espirituais deste mundo” (</w:t>
       </w:r>
-      <w:hyperlink r:id="rId18">
-        <w:r>
-          <w:rPr>
-            <w:lang w:val="pt_PT" w:bidi="pt_PT"/>
-          </w:rPr>
-          <w:rPr>
-            <w:color w:val="0000EE"/>
-            <w:u w:val="single"/>
-          </w:rPr>
-          <w:t>2.8,</w:t>
-        </w:r>
-      </w:hyperlink>
-      <w:hyperlink r:id="rId19">
-        <w:r>
-          <w:rPr>
-            <w:lang w:val="pt_PT" w:bidi="pt_PT"/>
-          </w:rPr>
-          <w:rPr>
-            <w:color w:val="0000EE"/>
-            <w:u w:val="single"/>
-          </w:rPr>
-          <w:t>20</w:t>
-        </w:r>
-      </w:hyperlink>
+      <w:r>
+        <w:rPr>
+          <w:lang w:val="pt_PT" w:bidi="pt_PT"/>
+        </w:rPr>
+        <w:t>2.8,</w:t>
+      </w:r>
+      <w:r>
+        <w:rPr>
+          <w:lang w:val="pt_PT" w:bidi="pt_PT"/>
+        </w:rPr>
+        <w:t>20</w:t>
+      </w:r>
       <w:r>
         <w:rPr>
           <w:lang w:val="pt_PT" w:bidi="pt_PT"/>
@@ -431,36 +389,24 @@
         </w:rPr>
         <w:t xml:space="preserve">Colossenses se divide em duas partes, com </w:t>
       </w:r>
-      <w:hyperlink r:id="rId20">
-        <w:r>
-          <w:rPr>
-            <w:lang w:val="pt_PT" w:bidi="pt_PT"/>
-          </w:rPr>
-          <w:rPr>
-            <w:color w:val="0000EE"/>
-            <w:u w:val="single"/>
-          </w:rPr>
-          <w:t>caps. 1–2</w:t>
-        </w:r>
-      </w:hyperlink>
+      <w:r>
+        <w:rPr>
+          <w:lang w:val="pt_PT" w:bidi="pt_PT"/>
+        </w:rPr>
+        <w:t>caps. 1–2</w:t>
+      </w:r>
       <w:r>
         <w:rPr>
           <w:lang w:val="pt_PT" w:bidi="pt_PT"/>
         </w:rPr>
         <w:t xml:space="preserve"> focados na teologia e </w:t>
       </w:r>
-      <w:hyperlink r:id="rId21">
-        <w:r>
-          <w:rPr>
-            <w:lang w:val="pt_PT" w:bidi="pt_PT"/>
-          </w:rPr>
-          <w:rPr>
-            <w:color w:val="0000EE"/>
-            <w:u w:val="single"/>
-          </w:rPr>
-          <w:t>caps. 3–4</w:t>
-        </w:r>
-      </w:hyperlink>
+      <w:r>
+        <w:rPr>
+          <w:lang w:val="pt_PT" w:bidi="pt_PT"/>
+        </w:rPr>
+        <w:t>caps. 3–4</w:t>
+      </w:r>
       <w:r>
         <w:rPr>
           <w:lang w:val="pt_PT" w:bidi="pt_PT"/>
@@ -481,126 +427,84 @@
         </w:rPr>
         <w:t>As saudações de Paulo (</w:t>
       </w:r>
-      <w:hyperlink r:id="rId22">
-        <w:r>
-          <w:rPr>
-            <w:lang w:val="pt_PT" w:bidi="pt_PT"/>
-          </w:rPr>
-          <w:rPr>
-            <w:color w:val="0000EE"/>
-            <w:u w:val="single"/>
-          </w:rPr>
-          <w:t>1.1–2</w:t>
-        </w:r>
-      </w:hyperlink>
+      <w:r>
+        <w:rPr>
+          <w:lang w:val="pt_PT" w:bidi="pt_PT"/>
+        </w:rPr>
+        <w:t>1.1–2</w:t>
+      </w:r>
       <w:r>
         <w:rPr>
           <w:lang w:val="pt_PT" w:bidi="pt_PT"/>
         </w:rPr>
         <w:t>) são seguidas por uma seção de agradecimento (</w:t>
       </w:r>
-      <w:hyperlink r:id="rId23">
-        <w:r>
-          <w:rPr>
-            <w:lang w:val="pt_PT" w:bidi="pt_PT"/>
-          </w:rPr>
-          <w:rPr>
-            <w:color w:val="0000EE"/>
-            <w:u w:val="single"/>
-          </w:rPr>
-          <w:t>1.3–14</w:t>
-        </w:r>
-      </w:hyperlink>
+      <w:r>
+        <w:rPr>
+          <w:lang w:val="pt_PT" w:bidi="pt_PT"/>
+        </w:rPr>
+        <w:t>1.3–14</w:t>
+      </w:r>
       <w:r>
         <w:rPr>
           <w:lang w:val="pt_PT" w:bidi="pt_PT"/>
         </w:rPr>
         <w:t>), uma maneira típica de abrir uma carta do Novo Testamento. Em seguida, para fazer seu ponto teológico principal, Paulo cita e adapta um hino sobre a supremacia de Cristo (</w:t>
       </w:r>
-      <w:hyperlink r:id="rId24">
-        <w:r>
-          <w:rPr>
-            <w:lang w:val="pt_PT" w:bidi="pt_PT"/>
-          </w:rPr>
-          <w:rPr>
-            <w:color w:val="0000EE"/>
-            <w:u w:val="single"/>
-          </w:rPr>
-          <w:t>1.15–20</w:t>
-        </w:r>
-      </w:hyperlink>
+      <w:r>
+        <w:rPr>
+          <w:lang w:val="pt_PT" w:bidi="pt_PT"/>
+        </w:rPr>
+        <w:t>1.15–20</w:t>
+      </w:r>
       <w:r>
         <w:rPr>
           <w:lang w:val="pt_PT" w:bidi="pt_PT"/>
         </w:rPr>
         <w:t>), depois faz uma aplicação prática (</w:t>
       </w:r>
-      <w:hyperlink r:id="rId25">
-        <w:r>
-          <w:rPr>
-            <w:lang w:val="pt_PT" w:bidi="pt_PT"/>
-          </w:rPr>
-          <w:rPr>
-            <w:color w:val="0000EE"/>
-            <w:u w:val="single"/>
-          </w:rPr>
-          <w:t>1.21–23</w:t>
-        </w:r>
-      </w:hyperlink>
+      <w:r>
+        <w:rPr>
+          <w:lang w:val="pt_PT" w:bidi="pt_PT"/>
+        </w:rPr>
+        <w:t>1.21–23</w:t>
+      </w:r>
       <w:r>
         <w:rPr>
           <w:lang w:val="pt_PT" w:bidi="pt_PT"/>
         </w:rPr>
         <w:t>) antes de discutir seu próprio ministério como apóstolo para os gentios (</w:t>
       </w:r>
-      <w:hyperlink r:id="rId26">
-        <w:r>
-          <w:rPr>
-            <w:lang w:val="pt_PT" w:bidi="pt_PT"/>
-          </w:rPr>
-          <w:rPr>
-            <w:color w:val="0000EE"/>
-            <w:u w:val="single"/>
-          </w:rPr>
-          <w:t>1.24–2.5</w:t>
-        </w:r>
-      </w:hyperlink>
+      <w:r>
+        <w:rPr>
+          <w:lang w:val="pt_PT" w:bidi="pt_PT"/>
+        </w:rPr>
+        <w:t>1.24–2.5</w:t>
+      </w:r>
       <w:r>
         <w:rPr>
           <w:lang w:val="pt_PT" w:bidi="pt_PT"/>
         </w:rPr>
         <w:t>). Ele então retorna ao seu ponto principal, instando os colossenses a manterem sua lealdade a Cristo Jesus, aquele que provê para sua vida espiritual (</w:t>
       </w:r>
-      <w:hyperlink r:id="rId27">
-        <w:r>
-          <w:rPr>
-            <w:lang w:val="pt_PT" w:bidi="pt_PT"/>
-          </w:rPr>
-          <w:rPr>
-            <w:color w:val="0000EE"/>
-            <w:u w:val="single"/>
-          </w:rPr>
-          <w:t>2.6–15</w:t>
-        </w:r>
-      </w:hyperlink>
+      <w:r>
+        <w:rPr>
+          <w:lang w:val="pt_PT" w:bidi="pt_PT"/>
+        </w:rPr>
+        <w:t>2.6–15</w:t>
+      </w:r>
       <w:r>
         <w:rPr>
           <w:lang w:val="pt_PT" w:bidi="pt_PT"/>
         </w:rPr>
         <w:t>). A parte teológica da carta conclui com um aviso para não se preocuparem com regras como meio de realização espiritual (</w:t>
       </w:r>
-      <w:hyperlink r:id="rId28">
-        <w:r>
-          <w:rPr>
-            <w:lang w:val="pt_PT" w:bidi="pt_PT"/>
-          </w:rPr>
-          <w:rPr>
-            <w:color w:val="0000EE"/>
-            <w:u w:val="single"/>
-          </w:rPr>
-          <w:t>2.16–23</w:t>
-        </w:r>
-      </w:hyperlink>
+      <w:r>
+        <w:rPr>
+          <w:lang w:val="pt_PT" w:bidi="pt_PT"/>
+        </w:rPr>
+        <w:t>2.16–23</w:t>
+      </w:r>
       <w:r>
         <w:rPr>
           <w:lang w:val="pt_PT" w:bidi="pt_PT"/>
@@ -621,108 +525,72 @@
         </w:rPr>
         <w:t>A parte mais prática da carta (</w:t>
       </w:r>
-      <w:hyperlink r:id="rId21">
-        <w:r>
-          <w:rPr>
-            <w:lang w:val="pt_PT" w:bidi="pt_PT"/>
-          </w:rPr>
-          <w:rPr>
-            <w:color w:val="0000EE"/>
-            <w:u w:val="single"/>
-          </w:rPr>
-          <w:t>caps. 3–4</w:t>
-        </w:r>
-      </w:hyperlink>
+      <w:r>
+        <w:rPr>
+          <w:lang w:val="pt_PT" w:bidi="pt_PT"/>
+        </w:rPr>
+        <w:t>caps. 3–4</w:t>
+      </w:r>
       <w:r>
         <w:rPr>
           <w:lang w:val="pt_PT" w:bidi="pt_PT"/>
         </w:rPr>
         <w:t>) começa com um chamado geral para se afastar do pecado e abraçar a nova vida em Cristo (</w:t>
       </w:r>
-      <w:hyperlink r:id="rId29">
-        <w:r>
-          <w:rPr>
-            <w:lang w:val="pt_PT" w:bidi="pt_PT"/>
-          </w:rPr>
-          <w:rPr>
-            <w:color w:val="0000EE"/>
-            <w:u w:val="single"/>
-          </w:rPr>
-          <w:t>3.1–11</w:t>
-        </w:r>
-      </w:hyperlink>
+      <w:r>
+        <w:rPr>
+          <w:lang w:val="pt_PT" w:bidi="pt_PT"/>
+        </w:rPr>
+        <w:t>3.1–11</w:t>
+      </w:r>
       <w:r>
         <w:rPr>
           <w:lang w:val="pt_PT" w:bidi="pt_PT"/>
         </w:rPr>
         <w:t>). Paulo continua com instruções para a comunidade cristã (</w:t>
       </w:r>
-      <w:hyperlink r:id="rId30">
-        <w:r>
-          <w:rPr>
-            <w:lang w:val="pt_PT" w:bidi="pt_PT"/>
-          </w:rPr>
-          <w:rPr>
-            <w:color w:val="0000EE"/>
-            <w:u w:val="single"/>
-          </w:rPr>
-          <w:t>3.12–17</w:t>
-        </w:r>
-      </w:hyperlink>
+      <w:r>
+        <w:rPr>
+          <w:lang w:val="pt_PT" w:bidi="pt_PT"/>
+        </w:rPr>
+        <w:t>3.12–17</w:t>
+      </w:r>
       <w:r>
         <w:rPr>
           <w:lang w:val="pt_PT" w:bidi="pt_PT"/>
         </w:rPr>
         <w:t>) e a vida familiar (</w:t>
       </w:r>
-      <w:hyperlink r:id="rId31">
-        <w:r>
-          <w:rPr>
-            <w:lang w:val="pt_PT" w:bidi="pt_PT"/>
-          </w:rPr>
-          <w:rPr>
-            <w:color w:val="0000EE"/>
-            <w:u w:val="single"/>
-          </w:rPr>
-          <w:t>3.18–4.1</w:t>
-        </w:r>
-      </w:hyperlink>
+      <w:r>
+        <w:rPr>
+          <w:lang w:val="pt_PT" w:bidi="pt_PT"/>
+        </w:rPr>
+        <w:t>3.18–4.1</w:t>
+      </w:r>
       <w:r>
         <w:rPr>
           <w:lang w:val="pt_PT" w:bidi="pt_PT"/>
         </w:rPr>
         <w:t>). A carta conclui com uma exortação à oração (</w:t>
       </w:r>
-      <w:hyperlink r:id="rId32">
-        <w:r>
-          <w:rPr>
-            <w:lang w:val="pt_PT" w:bidi="pt_PT"/>
-          </w:rPr>
-          <w:rPr>
-            <w:color w:val="0000EE"/>
-            <w:u w:val="single"/>
-          </w:rPr>
-          <w:t>4.2–6</w:t>
-        </w:r>
-      </w:hyperlink>
+      <w:r>
+        <w:rPr>
+          <w:lang w:val="pt_PT" w:bidi="pt_PT"/>
+        </w:rPr>
+        <w:t>4.2–6</w:t>
+      </w:r>
       <w:r>
         <w:rPr>
           <w:lang w:val="pt_PT" w:bidi="pt_PT"/>
         </w:rPr>
         <w:t>) e comentários sobre colaboradores e outros cristãos (</w:t>
       </w:r>
-      <w:hyperlink r:id="rId33">
-        <w:r>
-          <w:rPr>
-            <w:lang w:val="pt_PT" w:bidi="pt_PT"/>
-          </w:rPr>
-          <w:rPr>
-            <w:color w:val="0000EE"/>
-            <w:u w:val="single"/>
-          </w:rPr>
-          <w:t>4.7–18</w:t>
-        </w:r>
-      </w:hyperlink>
+      <w:r>
+        <w:rPr>
+          <w:lang w:val="pt_PT" w:bidi="pt_PT"/>
+        </w:rPr>
+        <w:t>4.7–18</w:t>
+      </w:r>
       <w:r>
         <w:rPr>
           <w:lang w:val="pt_PT" w:bidi="pt_PT"/>
@@ -754,18 +622,12 @@
         </w:rPr>
         <w:t xml:space="preserve">Colossenses, Efésios, Filemom e Filipenses são referidas como as Cartas da Prisão — todas as quatro foram escritas enquanto Paulo estava na prisão por pregar sobre Jesus Cristo (veja </w:t>
       </w:r>
-      <w:hyperlink r:id="rId34">
-        <w:r>
-          <w:rPr>
-            <w:lang w:val="pt_PT" w:bidi="pt_PT"/>
-          </w:rPr>
-          <w:rPr>
-            <w:color w:val="0000EE"/>
-            <w:u w:val="single"/>
-          </w:rPr>
-          <w:t>4.18</w:t>
-        </w:r>
-      </w:hyperlink>
+      <w:r>
+        <w:rPr>
+          <w:lang w:val="pt_PT" w:bidi="pt_PT"/>
+        </w:rPr>
+        <w:t>4.18</w:t>
+      </w:r>
       <w:r>
         <w:rPr>
           <w:lang w:val="pt_PT" w:bidi="pt_PT"/>
@@ -798,54 +660,36 @@
         </w:rPr>
         <w:t>Paulo mencionou alguns dos mesmos colegas em cada uma das Cartas da Prisão. Em sua carta a Filemom, ele explicou por que estava enviando Onésimo, o escravo fugitivo de Filemom, de volta para ele. Onésimo também viajou com a carta aos Colossenses (</w:t>
       </w:r>
-      <w:hyperlink r:id="rId35">
-        <w:r>
-          <w:rPr>
-            <w:lang w:val="pt_PT" w:bidi="pt_PT"/>
-          </w:rPr>
-          <w:rPr>
-            <w:color w:val="0000EE"/>
-            <w:u w:val="single"/>
-          </w:rPr>
-          <w:t>4.9</w:t>
-        </w:r>
-      </w:hyperlink>
+      <w:r>
+        <w:rPr>
+          <w:lang w:val="pt_PT" w:bidi="pt_PT"/>
+        </w:rPr>
+        <w:t>4.9</w:t>
+      </w:r>
       <w:r>
         <w:rPr>
           <w:lang w:val="pt_PT" w:bidi="pt_PT"/>
         </w:rPr>
         <w:t>). Tanto em Colossenses (</w:t>
       </w:r>
-      <w:hyperlink r:id="rId36">
-        <w:r>
-          <w:rPr>
-            <w:lang w:val="pt_PT" w:bidi="pt_PT"/>
-          </w:rPr>
-          <w:rPr>
-            <w:color w:val="0000EE"/>
-            <w:u w:val="single"/>
-          </w:rPr>
-          <w:t>4.7</w:t>
-        </w:r>
-      </w:hyperlink>
+      <w:r>
+        <w:rPr>
+          <w:lang w:val="pt_PT" w:bidi="pt_PT"/>
+        </w:rPr>
+        <w:t>4.7</w:t>
+      </w:r>
       <w:r>
         <w:rPr>
           <w:lang w:val="pt_PT" w:bidi="pt_PT"/>
         </w:rPr>
         <w:t>) quanto em Efésios (</w:t>
       </w:r>
-      <w:hyperlink r:id="rId37">
-        <w:r>
-          <w:rPr>
-            <w:lang w:val="pt_PT" w:bidi="pt_PT"/>
-          </w:rPr>
-          <w:rPr>
-            <w:color w:val="0000EE"/>
-            <w:u w:val="single"/>
-          </w:rPr>
-          <w:t>Ef 6.21</w:t>
-        </w:r>
-      </w:hyperlink>
+      <w:r>
+        <w:rPr>
+          <w:lang w:val="pt_PT" w:bidi="pt_PT"/>
+        </w:rPr>
+        <w:t>Ef 6.21</w:t>
+      </w:r>
       <w:r>
         <w:rPr>
           <w:lang w:val="pt_PT" w:bidi="pt_PT"/>
@@ -877,18 +721,12 @@
         </w:rPr>
         <w:t>Paulo escreveu aos colossenses porque falsos mestres estavam perturbando a igreja. Colossos era um importante centro comercial em uma das principais estradas romanas da região, então a cidade estava exposta a ideias de muitas religiões e filosofias. Como muitos falsos ensinamentos, a “heresia colossense” provavelmente era uma mistura de várias atitudes e ideias que estavam em voga na época. Não podemos identificar esses falsos mestres ou os detalhes de seus ensinamentos específicos, mas podemos observar algumas características: (1) Os falsos mestres aparentemente insistiam na observância do sábado e das festas da lua nova (</w:t>
       </w:r>
-      <w:hyperlink r:id="rId38">
-        <w:r>
-          <w:rPr>
-            <w:lang w:val="pt_PT" w:bidi="pt_PT"/>
-          </w:rPr>
-          <w:rPr>
-            <w:color w:val="0000EE"/>
-            <w:u w:val="single"/>
-          </w:rPr>
-          <w:t>2.16</w:t>
-        </w:r>
-      </w:hyperlink>
+      <w:r>
+        <w:rPr>
+          <w:lang w:val="pt_PT" w:bidi="pt_PT"/>
+        </w:rPr>
+        <w:t>2.16</w:t>
+      </w:r>
       <w:r>
         <w:rPr>
           <w:lang w:val="pt_PT" w:bidi="pt_PT"/>
@@ -920,36 +758,24 @@
         </w:rPr>
         <w:t>Em sua carta aos colossenses, Paulo orienta uma jovem igreja cristã a retornar à mensagem dos apóstolos sobre as boas-novas de Cristo. Para contrabalançar a influência de falsos ensinamentos, Paulo insistiu que Cristo é supremo sobre todos os seres na criação, tanto espirituais quanto físicos. Jesus é aquele em quem reside a plenitude de Deus. Jesus é também a única fonte definitiva de crescimento espiritual, o centro do qual toda verdadeira experiência espiritual deve irradiar (</w:t>
       </w:r>
-      <w:hyperlink r:id="rId39">
-        <w:r>
-          <w:rPr>
-            <w:lang w:val="pt_PT" w:bidi="pt_PT"/>
-          </w:rPr>
-          <w:rPr>
-            <w:color w:val="0000EE"/>
-            <w:u w:val="single"/>
-          </w:rPr>
-          <w:t>2.19</w:t>
-        </w:r>
-      </w:hyperlink>
+      <w:r>
+        <w:rPr>
+          <w:lang w:val="pt_PT" w:bidi="pt_PT"/>
+        </w:rPr>
+        <w:t>2.19</w:t>
+      </w:r>
       <w:r>
         <w:rPr>
           <w:lang w:val="pt_PT" w:bidi="pt_PT"/>
         </w:rPr>
         <w:t>). Os falsos mestres estavam baseando sua ênfase em regras em algo que não era Cristo, e isso significava que as regras não poderiam produzir benefício espiritual (</w:t>
       </w:r>
-      <w:hyperlink r:id="rId40">
-        <w:r>
-          <w:rPr>
-            <w:lang w:val="pt_PT" w:bidi="pt_PT"/>
-          </w:rPr>
-          <w:rPr>
-            <w:color w:val="0000EE"/>
-            <w:u w:val="single"/>
-          </w:rPr>
-          <w:t>2.23</w:t>
-        </w:r>
-      </w:hyperlink>
+      <w:r>
+        <w:rPr>
+          <w:lang w:val="pt_PT" w:bidi="pt_PT"/>
+        </w:rPr>
+        <w:t>2.23</w:t>
+      </w:r>
       <w:r>
         <w:rPr>
           <w:lang w:val="pt_PT" w:bidi="pt_PT"/>
@@ -984,72 +810,48 @@
         </w:rPr>
         <w:t>Paulo exortou os colossenses a não dar muita importância às práticas rituais (</w:t>
       </w:r>
-      <w:hyperlink r:id="rId28">
-        <w:r>
-          <w:rPr>
-            <w:lang w:val="pt_PT" w:bidi="pt_PT"/>
-          </w:rPr>
-          <w:rPr>
-            <w:color w:val="0000EE"/>
-            <w:u w:val="single"/>
-          </w:rPr>
-          <w:t>2.16–23</w:t>
-        </w:r>
-      </w:hyperlink>
+      <w:r>
+        <w:rPr>
+          <w:lang w:val="pt_PT" w:bidi="pt_PT"/>
+        </w:rPr>
+        <w:t>2.16–23</w:t>
+      </w:r>
       <w:r>
         <w:rPr>
           <w:lang w:val="pt_PT" w:bidi="pt_PT"/>
         </w:rPr>
         <w:t>). Em vez disso, todos os cristãos devem se identificar com Cristo em sua morte e ressurreição (</w:t>
       </w:r>
-      <w:hyperlink r:id="rId41">
-        <w:r>
-          <w:rPr>
-            <w:lang w:val="pt_PT" w:bidi="pt_PT"/>
-          </w:rPr>
-          <w:rPr>
-            <w:color w:val="0000EE"/>
-            <w:u w:val="single"/>
-          </w:rPr>
-          <w:t>2.11</w:t>
-        </w:r>
-      </w:hyperlink>
+      <w:r>
+        <w:rPr>
+          <w:lang w:val="pt_PT" w:bidi="pt_PT"/>
+        </w:rPr>
+        <w:t>2.11</w:t>
+      </w:r>
       <w:r>
         <w:rPr>
           <w:lang w:val="pt_PT" w:bidi="pt_PT"/>
         </w:rPr>
         <w:t>,</w:t>
       </w:r>
-      <w:hyperlink r:id="rId42">
-        <w:r>
-          <w:rPr>
-            <w:lang w:val="pt_PT" w:bidi="pt_PT"/>
-          </w:rPr>
-          <w:rPr>
-            <w:color w:val="0000EE"/>
-            <w:u w:val="single"/>
-          </w:rPr>
-          <w:t>19–20</w:t>
-        </w:r>
-      </w:hyperlink>
+      <w:r>
+        <w:rPr>
+          <w:lang w:val="pt_PT" w:bidi="pt_PT"/>
+        </w:rPr>
+        <w:t>19–20</w:t>
+      </w:r>
       <w:r>
         <w:rPr>
           <w:lang w:val="pt_PT" w:bidi="pt_PT"/>
         </w:rPr>
         <w:t xml:space="preserve">; </w:t>
       </w:r>
-      <w:hyperlink r:id="rId43">
-        <w:r>
-          <w:rPr>
-            <w:lang w:val="pt_PT" w:bidi="pt_PT"/>
-          </w:rPr>
-          <w:rPr>
-            <w:color w:val="0000EE"/>
-            <w:u w:val="single"/>
-          </w:rPr>
-          <w:t>3.1–4</w:t>
-        </w:r>
-      </w:hyperlink>
+      <w:r>
+        <w:rPr>
+          <w:lang w:val="pt_PT" w:bidi="pt_PT"/>
+        </w:rPr>
+        <w:t>3.1–4</w:t>
+      </w:r>
       <w:r>
         <w:rPr>
           <w:lang w:val="pt_PT" w:bidi="pt_PT"/>
